--- a/README.docx
+++ b/README.docx
@@ -23,7 +23,7 @@
         <w:pStyle w:val="Date"/>
       </w:pPr>
       <w:r>
-        <w:t xml:space="preserve">2026-10-07</w:t>
+        <w:t xml:space="preserve">2026-10-08</w:t>
       </w:r>
     </w:p>
     <w:p>
@@ -1732,6 +1732,15 @@
       </w:r>
       <w:r>
         <w:rPr>
+          <w:rStyle w:val="CommentTok"/>
+        </w:rPr>
+        <w:t xml:space="preserve"># roadRasterPath must have .tif file extension</w:t>
+      </w:r>
+      <w:r>
+        <w:br/>
+      </w:r>
+      <w:r>
+        <w:rPr>
           <w:rStyle w:val="NormalTok"/>
         </w:rPr>
         <w:t xml:space="preserve">roadRasterPath </w:t>
@@ -1815,7 +1824,7 @@
         <w:rPr>
           <w:rStyle w:val="NormalTok"/>
         </w:rPr>
-        <w:t xml:space="preserve">costCSVpath    </w:t>
+        <w:t xml:space="preserve">costFilePath   </w:t>
       </w:r>
       <w:r>
         <w:rPr>
@@ -1845,7 +1854,16 @@
         <w:rPr>
           <w:rStyle w:val="CommentTok"/>
         </w:rPr>
-        <w:t xml:space="preserve"># Determine validity of inputs. Evaluate any warnings and decide if you want</w:t>
+        <w:t xml:space="preserve"># Determine validity of inputs. Address errors and evaluate warnings, if any, </w:t>
+      </w:r>
+      <w:r>
+        <w:br/>
+      </w:r>
+      <w:r>
+        <w:rPr>
+          <w:rStyle w:val="CommentTok"/>
+        </w:rPr>
+        <w:t xml:space="preserve"># before preceeding</w:t>
       </w:r>
       <w:r>
         <w:br/>
@@ -1905,7 +1923,7 @@
         <w:rPr>
           <w:rStyle w:val="NormalTok"/>
         </w:rPr>
-        <w:t xml:space="preserve">             costCSVpath )</w:t>
+        <w:t xml:space="preserve">             costFilePath )</w:t>
       </w:r>
       <w:r>
         <w:br/>
@@ -2328,7 +2346,7 @@
         <w:rPr>
           <w:rStyle w:val="NormalTok"/>
         </w:rPr>
-        <w:t xml:space="preserve">( cost.df, costCSVpath, </w:t>
+        <w:t xml:space="preserve">( cost.df, costFilePath, </w:t>
       </w:r>
       <w:r>
         <w:rPr>
@@ -2516,106 +2534,106 @@
         <w:rPr>
           <w:rStyle w:val="CommentTok"/>
         </w:rPr>
-        <w:t xml:space="preserve">#&gt; 1   S100786 Mount Vermion Industries   0.338</w:t>
-      </w:r>
-      <w:r>
-        <w:br/>
-      </w:r>
-      <w:r>
-        <w:rPr>
-          <w:rStyle w:val="CommentTok"/>
-        </w:rPr>
-        <w:t xml:space="preserve">#&gt; 2   S165231 Mount Vermion Industries   0.485</w:t>
-      </w:r>
-      <w:r>
-        <w:br/>
-      </w:r>
-      <w:r>
-        <w:rPr>
-          <w:rStyle w:val="CommentTok"/>
-        </w:rPr>
-        <w:t xml:space="preserve">#&gt; 3   S268975     Pangaion Hills Fibre   0.322</w:t>
-      </w:r>
-      <w:r>
-        <w:br/>
-      </w:r>
-      <w:r>
-        <w:rPr>
-          <w:rStyle w:val="CommentTok"/>
-        </w:rPr>
-        <w:t xml:space="preserve">#&gt; 4   S412863          Mt Athos Lumber   0.327</w:t>
-      </w:r>
-      <w:r>
-        <w:br/>
-      </w:r>
-      <w:r>
-        <w:rPr>
-          <w:rStyle w:val="CommentTok"/>
-        </w:rPr>
-        <w:t xml:space="preserve">#&gt; 5    S_TEMP Mount Vermion Industries   0.299</w:t>
-      </w:r>
-      <w:r>
-        <w:br/>
-      </w:r>
-      <w:r>
-        <w:rPr>
-          <w:rStyle w:val="CommentTok"/>
-        </w:rPr>
-        <w:t xml:space="preserve">#&gt; 6   S613778          Mt Athos Lumber   0.443</w:t>
-      </w:r>
-      <w:r>
-        <w:br/>
-      </w:r>
-      <w:r>
-        <w:rPr>
-          <w:rStyle w:val="CommentTok"/>
-        </w:rPr>
-        <w:t xml:space="preserve">#&gt; 7   S713081 Mount Vermion Industries   0.481</w:t>
-      </w:r>
-      <w:r>
-        <w:br/>
-      </w:r>
-      <w:r>
-        <w:rPr>
-          <w:rStyle w:val="CommentTok"/>
-        </w:rPr>
-        <w:t xml:space="preserve">#&gt; 8   S_LIDAR          Mt Athos Lumber   0.411</w:t>
-      </w:r>
-      <w:r>
-        <w:br/>
-      </w:r>
-      <w:r>
-        <w:rPr>
-          <w:rStyle w:val="CommentTok"/>
-        </w:rPr>
-        <w:t xml:space="preserve">#&gt; 9   S883069 Mount Vermion Industries   0.129</w:t>
-      </w:r>
-      <w:r>
-        <w:br/>
-      </w:r>
-      <w:r>
-        <w:rPr>
-          <w:rStyle w:val="CommentTok"/>
-        </w:rPr>
-        <w:t xml:space="preserve">#&gt; 10  S906742     Pangaion Hills Fibre   0.268</w:t>
-      </w:r>
-      <w:r>
-        <w:br/>
-      </w:r>
-      <w:r>
-        <w:rPr>
-          <w:rStyle w:val="CommentTok"/>
-        </w:rPr>
-        <w:t xml:space="preserve">#&gt; 11  S906987     Pangaion Hills Fibre   0.224</w:t>
-      </w:r>
-      <w:r>
-        <w:br/>
-      </w:r>
-      <w:r>
-        <w:rPr>
-          <w:rStyle w:val="CommentTok"/>
-        </w:rPr>
-        <w:t xml:space="preserve">#&gt; 12  S978531 Mount Vermion Industries   0.078</w:t>
+        <w:t xml:space="preserve">#&gt; 1   S100786 Mount Vermion Industries   0.323</w:t>
+      </w:r>
+      <w:r>
+        <w:br/>
+      </w:r>
+      <w:r>
+        <w:rPr>
+          <w:rStyle w:val="CommentTok"/>
+        </w:rPr>
+        <w:t xml:space="preserve">#&gt; 2   S165231 Mount Vermion Industries   0.470</w:t>
+      </w:r>
+      <w:r>
+        <w:br/>
+      </w:r>
+      <w:r>
+        <w:rPr>
+          <w:rStyle w:val="CommentTok"/>
+        </w:rPr>
+        <w:t xml:space="preserve">#&gt; 3   S268975     Pangaion Hills Fibre   0.311</w:t>
+      </w:r>
+      <w:r>
+        <w:br/>
+      </w:r>
+      <w:r>
+        <w:rPr>
+          <w:rStyle w:val="CommentTok"/>
+        </w:rPr>
+        <w:t xml:space="preserve">#&gt; 4   S412863          Mt Athos Lumber   0.313</w:t>
+      </w:r>
+      <w:r>
+        <w:br/>
+      </w:r>
+      <w:r>
+        <w:rPr>
+          <w:rStyle w:val="CommentTok"/>
+        </w:rPr>
+        <w:t xml:space="preserve">#&gt; 5    S_TEMP Mount Vermion Industries   0.295</w:t>
+      </w:r>
+      <w:r>
+        <w:br/>
+      </w:r>
+      <w:r>
+        <w:rPr>
+          <w:rStyle w:val="CommentTok"/>
+        </w:rPr>
+        <w:t xml:space="preserve">#&gt; 6   S613778          Mt Athos Lumber   0.433</w:t>
+      </w:r>
+      <w:r>
+        <w:br/>
+      </w:r>
+      <w:r>
+        <w:rPr>
+          <w:rStyle w:val="CommentTok"/>
+        </w:rPr>
+        <w:t xml:space="preserve">#&gt; 7   S713081 Mount Vermion Industries   0.465</w:t>
+      </w:r>
+      <w:r>
+        <w:br/>
+      </w:r>
+      <w:r>
+        <w:rPr>
+          <w:rStyle w:val="CommentTok"/>
+        </w:rPr>
+        <w:t xml:space="preserve">#&gt; 8   S_LIDAR          Mt Athos Lumber   0.402</w:t>
+      </w:r>
+      <w:r>
+        <w:br/>
+      </w:r>
+      <w:r>
+        <w:rPr>
+          <w:rStyle w:val="CommentTok"/>
+        </w:rPr>
+        <w:t xml:space="preserve">#&gt; 9   S883069 Mount Vermion Industries   0.126</w:t>
+      </w:r>
+      <w:r>
+        <w:br/>
+      </w:r>
+      <w:r>
+        <w:rPr>
+          <w:rStyle w:val="CommentTok"/>
+        </w:rPr>
+        <w:t xml:space="preserve">#&gt; 10  S906742     Pangaion Hills Fibre   0.259</w:t>
+      </w:r>
+      <w:r>
+        <w:br/>
+      </w:r>
+      <w:r>
+        <w:rPr>
+          <w:rStyle w:val="CommentTok"/>
+        </w:rPr>
+        <w:t xml:space="preserve">#&gt; 11  S906987     Pangaion Hills Fibre   0.215</w:t>
+      </w:r>
+      <w:r>
+        <w:br/>
+      </w:r>
+      <w:r>
+        <w:rPr>
+          <w:rStyle w:val="CommentTok"/>
+        </w:rPr>
+        <w:t xml:space="preserve">#&gt; 12  S978531 Mount Vermion Industries   0.075</w:t>
       </w:r>
       <w:r>
         <w:br/>
@@ -2660,25 +2678,25 @@
         <w:rPr>
           <w:rStyle w:val="CommentTok"/>
         </w:rPr>
-        <w:t xml:space="preserve">#&gt; 1 Mount Vermion Industries         6    0.302      0.318  0.171</w:t>
-      </w:r>
-      <w:r>
-        <w:br/>
-      </w:r>
-      <w:r>
-        <w:rPr>
-          <w:rStyle w:val="CommentTok"/>
-        </w:rPr>
-        <w:t xml:space="preserve">#&gt; 2          Mt Athos Lumber         3    0.394      0.411  0.060</w:t>
-      </w:r>
-      <w:r>
-        <w:br/>
-      </w:r>
-      <w:r>
-        <w:rPr>
-          <w:rStyle w:val="CommentTok"/>
-        </w:rPr>
-        <w:t xml:space="preserve">#&gt; 3     Pangaion Hills Fibre         3    0.271      0.268  0.049</w:t>
+        <w:t xml:space="preserve">#&gt; 1 Mount Vermion Industries         6    0.292      0.309  0.166</w:t>
+      </w:r>
+      <w:r>
+        <w:br/>
+      </w:r>
+      <w:r>
+        <w:rPr>
+          <w:rStyle w:val="CommentTok"/>
+        </w:rPr>
+        <w:t xml:space="preserve">#&gt; 2          Mt Athos Lumber         3    0.383      0.402  0.062</w:t>
+      </w:r>
+      <w:r>
+        <w:br/>
+      </w:r>
+      <w:r>
+        <w:rPr>
+          <w:rStyle w:val="CommentTok"/>
+        </w:rPr>
+        <w:t xml:space="preserve">#&gt; 3     Pangaion Hills Fibre         3    0.262      0.259  0.048</w:t>
       </w:r>
     </w:p>
     <w:p>
